--- a/grade8/Fluency-Lab-Package/module-materials/Module-8-Expressions/FluencyLab_M8_Mixed_Review.docx
+++ b/grade8/Fluency-Lab-Package/module-materials/Module-8-Expressions/FluencyLab_M8_Mixed_Review.docx
@@ -121,19 +121,6 @@
           <w:szCs w:val="4"/>
         </w:rPr>
         <w:t xml:space="preserve"/>
-      </w:r>
-    </w:p>
-    <w:p>
-      <w:pPr>
-        <w:spacing w:after="105" w:line="272"/>
-      </w:pPr>
-      <w:r>
-        <w:rPr>
-          <w:color w:val="222222"/>
-          <w:sz w:val="22"/>
-          <w:szCs w:val="22"/>
-        </w:rPr>
-        <w:t xml:space="preserve">Powers, order of operations, and variables. Name the GEMS step you're doing.</w:t>
       </w:r>
     </w:p>
     <w:p>
@@ -206,7 +193,26 @@
                 <w:sz w:val="22"/>
                 <w:szCs w:val="22"/>
               </w:rPr>
-              <w:t xml:space="preserve">4^2  =  ______</w:t>
+              <w:t xml:space="preserve">4</w:t>
+            </w:r>
+            <w:r>
+              <w:rPr>
+                <w:rFonts w:ascii="Consolas" w:cs="Consolas" w:eastAsia="Consolas" w:hAnsi="Consolas"/>
+                <w:color w:val="1A1A1A"/>
+                <w:sz w:val="30"/>
+                <w:szCs w:val="30"/>
+                <w:vertAlign w:val="superscript"/>
+              </w:rPr>
+              <w:t xml:space="preserve">2</w:t>
+            </w:r>
+            <w:r>
+              <w:rPr>
+                <w:rFonts w:ascii="Consolas" w:cs="Consolas" w:eastAsia="Consolas" w:hAnsi="Consolas"/>
+                <w:color w:val="1A1A1A"/>
+                <w:sz w:val="22"/>
+                <w:szCs w:val="22"/>
+              </w:rPr>
+              <w:t xml:space="preserve">  =  ______</w:t>
             </w:r>
           </w:p>
         </w:tc>
@@ -331,7 +337,26 @@
                 <w:sz w:val="22"/>
                 <w:szCs w:val="22"/>
               </w:rPr>
-              <w:t xml:space="preserve">3 + 4^2  =  ______</w:t>
+              <w:t xml:space="preserve">3 + 4</w:t>
+            </w:r>
+            <w:r>
+              <w:rPr>
+                <w:rFonts w:ascii="Consolas" w:cs="Consolas" w:eastAsia="Consolas" w:hAnsi="Consolas"/>
+                <w:color w:val="1A1A1A"/>
+                <w:sz w:val="30"/>
+                <w:szCs w:val="30"/>
+                <w:vertAlign w:val="superscript"/>
+              </w:rPr>
+              <w:t xml:space="preserve">2</w:t>
+            </w:r>
+            <w:r>
+              <w:rPr>
+                <w:rFonts w:ascii="Consolas" w:cs="Consolas" w:eastAsia="Consolas" w:hAnsi="Consolas"/>
+                <w:color w:val="1A1A1A"/>
+                <w:sz w:val="22"/>
+                <w:szCs w:val="22"/>
+              </w:rPr>
+              <w:t xml:space="preserve">  =  ______</w:t>
             </w:r>
           </w:p>
         </w:tc>
@@ -374,7 +399,7 @@
                 <w:sz w:val="22"/>
                 <w:szCs w:val="22"/>
               </w:rPr>
-              <w:t xml:space="preserve">5x + 1 , x = 2  =  ______</w:t>
+              <w:t xml:space="preserve">If x = 2:  5x + 1 = ______</w:t>
             </w:r>
           </w:p>
         </w:tc>
@@ -415,7 +440,7 @@
                 <w:sz w:val="22"/>
                 <w:szCs w:val="22"/>
               </w:rPr>
-              <w:t xml:space="preserve">3a − b , a=4,b=5  =  ______</w:t>
+              <w:t xml:space="preserve">If a=4, b=5:  3a − b = ______</w:t>
             </w:r>
           </w:p>
         </w:tc>
@@ -486,21 +511,365 @@
               <w:t xml:space="preserve">Simplify 12 : 9 = ______        2 : 3 = ? : 9  → ______</w:t>
             </w:r>
           </w:p>
+          <w:tbl>
+            <w:tblPr>
+              <w:tblW w:type="dxa" w:w="8624"/>
+              <w:jc w:val="left"/>
+              <w:tblBorders>
+                <w:top w:val="single" w:color="auto" w:sz="4"/>
+                <w:left w:val="single" w:color="auto" w:sz="4"/>
+                <w:bottom w:val="single" w:color="auto" w:sz="4"/>
+                <w:right w:val="single" w:color="auto" w:sz="4"/>
+                <w:insideH w:val="single" w:color="auto" w:sz="4"/>
+                <w:insideV w:val="single" w:color="auto" w:sz="4"/>
+              </w:tblBorders>
+              <w:tblLayout w:type="fixed"/>
+              <w:tblCellMar>
+                <w:left w:w="0" w:type="dxa"/>
+                <w:right w:w="0" w:type="dxa"/>
+              </w:tblCellMar>
+            </w:tblPr>
+            <w:tblGrid>
+              <w:gridCol w:w="4224"/>
+              <w:gridCol w:w="680"/>
+              <w:gridCol w:w="440"/>
+              <w:gridCol w:w="680"/>
+              <w:gridCol w:w="2600"/>
+            </w:tblGrid>
+            <w:tr>
+              <w:tc>
+                <w:tcPr>
+                  <w:tcW w:type="dxa" w:w="4224"/>
+                  <w:tcBorders>
+                    <w:top w:val="none" w:color="FFFFFF" w:sz="0"/>
+                    <w:left w:val="none" w:color="FFFFFF" w:sz="0"/>
+                    <w:bottom w:val="none" w:color="FFFFFF" w:sz="0"/>
+                    <w:right w:val="none" w:color="FFFFFF" w:sz="0"/>
+                  </w:tcBorders>
+                  <w:tcMar>
+                    <w:top w:type="dxa" w:w="30"/>
+                    <w:left w:type="dxa" w:w="0"/>
+                    <w:bottom w:type="dxa" w:w="30"/>
+                    <w:right w:type="dxa" w:w="0"/>
+                  </w:tcMar>
+                  <w:vAlign w:val="center"/>
+                </w:tcPr>
+                <w:p>
+                  <w:pPr>
+                    <w:spacing w:after="0" w:line="300"/>
+                  </w:pPr>
+                  <w:r>
+                    <w:rPr>
+                      <w:rFonts w:ascii="Consolas" w:cs="Consolas" w:eastAsia="Consolas" w:hAnsi="Consolas"/>
+                      <w:b/>
+                      <w:bCs/>
+                      <w:color w:val="1A1A1A"/>
+                      <w:sz w:val="24"/>
+                      <w:szCs w:val="24"/>
+                    </w:rPr>
+                    <w:t xml:space="preserve">180 : 3 = ? : 1  → ______</w:t>
+                  </w:r>
+                </w:p>
+              </w:tc>
+              <w:tc>
+                <w:tcPr>
+                  <w:tcW w:type="dxa" w:w="680"/>
+                  <w:tcBorders>
+                    <w:top w:val="none" w:color="FFFFFF" w:sz="0"/>
+                    <w:left w:val="none" w:color="FFFFFF" w:sz="0"/>
+                    <w:bottom w:val="none" w:color="FFFFFF" w:sz="0"/>
+                    <w:right w:val="none" w:color="FFFFFF" w:sz="0"/>
+                  </w:tcBorders>
+                  <w:tcMar>
+                    <w:top w:type="dxa" w:w="30"/>
+                    <w:left w:type="dxa" w:w="20"/>
+                    <w:bottom w:type="dxa" w:w="30"/>
+                    <w:right w:type="dxa" w:w="20"/>
+                  </w:tcMar>
+                  <w:vAlign w:val="center"/>
+                </w:tcPr>
+                <w:tbl>
+                  <w:tblPr>
+                    <w:tblW w:type="dxa" w:w="600"/>
+                    <w:jc w:val="center"/>
+                    <w:tblBorders>
+                      <w:top w:val="single" w:color="auto" w:sz="4"/>
+                      <w:left w:val="single" w:color="auto" w:sz="4"/>
+                      <w:bottom w:val="single" w:color="auto" w:sz="4"/>
+                      <w:right w:val="single" w:color="auto" w:sz="4"/>
+                      <w:insideH w:val="none" w:color="FFFFFF" w:sz="0"/>
+                      <w:insideV w:val="single" w:color="auto" w:sz="4"/>
+                    </w:tblBorders>
+                  </w:tblPr>
+                  <w:tblGrid>
+                    <w:gridCol w:w="600"/>
+                  </w:tblGrid>
+                  <w:tr>
+                    <w:tc>
+                      <w:tcPr>
+                        <w:tcW w:type="dxa" w:w="520"/>
+                        <w:tcBorders>
+                          <w:top w:val="none" w:color="FFFFFF" w:sz="0"/>
+                          <w:left w:val="none" w:color="FFFFFF" w:sz="0"/>
+                          <w:bottom w:val="single" w:color="1A1A1A" w:sz="8"/>
+                          <w:right w:val="none" w:color="FFFFFF" w:sz="0"/>
+                        </w:tcBorders>
+                        <w:tcMar>
+                          <w:top w:type="dxa" w:w="0"/>
+                          <w:left w:type="dxa" w:w="30"/>
+                          <w:bottom w:type="dxa" w:w="0"/>
+                          <w:right w:type="dxa" w:w="30"/>
+                        </w:tcMar>
+                      </w:tcPr>
+                      <w:p>
+                        <w:pPr>
+                          <w:spacing w:after="0" w:line="230"/>
+                          <w:jc w:val="center"/>
+                        </w:pPr>
+                        <w:r>
+                          <w:rPr>
+                            <w:rFonts w:ascii="Consolas" w:cs="Consolas" w:eastAsia="Consolas" w:hAnsi="Consolas"/>
+                            <w:b/>
+                            <w:bCs/>
+                            <w:color w:val="1A1A1A"/>
+                            <w:sz w:val="26"/>
+                            <w:szCs w:val="26"/>
+                          </w:rPr>
+                          <w:t xml:space="preserve">x</w:t>
+                        </w:r>
+                      </w:p>
+                    </w:tc>
+                  </w:tr>
+                  <w:tr>
+                    <w:tc>
+                      <w:tcPr>
+                        <w:tcW w:type="dxa" w:w="520"/>
+                        <w:tcBorders>
+                          <w:top w:val="none" w:color="FFFFFF" w:sz="0"/>
+                          <w:left w:val="none" w:color="FFFFFF" w:sz="0"/>
+                          <w:bottom w:val="none" w:color="FFFFFF" w:sz="0"/>
+                          <w:right w:val="none" w:color="FFFFFF" w:sz="0"/>
+                        </w:tcBorders>
+                        <w:tcMar>
+                          <w:top w:type="dxa" w:w="0"/>
+                          <w:left w:type="dxa" w:w="30"/>
+                          <w:bottom w:type="dxa" w:w="0"/>
+                          <w:right w:type="dxa" w:w="30"/>
+                        </w:tcMar>
+                      </w:tcPr>
+                      <w:p>
+                        <w:pPr>
+                          <w:spacing w:after="0" w:line="230"/>
+                          <w:jc w:val="center"/>
+                        </w:pPr>
+                        <w:r>
+                          <w:rPr>
+                            <w:rFonts w:ascii="Consolas" w:cs="Consolas" w:eastAsia="Consolas" w:hAnsi="Consolas"/>
+                            <w:b/>
+                            <w:bCs/>
+                            <w:color w:val="1A1A1A"/>
+                            <w:sz w:val="26"/>
+                            <w:szCs w:val="26"/>
+                          </w:rPr>
+                          <w:t xml:space="preserve">4</w:t>
+                        </w:r>
+                      </w:p>
+                    </w:tc>
+                  </w:tr>
+                </w:tbl>
+                <w:p>
+                  <w:pPr>
+                    <w:spacing w:after="0" w:line="20" w:lineRule="exact"/>
+                  </w:pPr>
+                </w:p>
+              </w:tc>
+              <w:tc>
+                <w:tcPr>
+                  <w:tcW w:type="dxa" w:w="440"/>
+                  <w:tcBorders>
+                    <w:top w:val="none" w:color="FFFFFF" w:sz="0"/>
+                    <w:left w:val="none" w:color="FFFFFF" w:sz="0"/>
+                    <w:bottom w:val="none" w:color="FFFFFF" w:sz="0"/>
+                    <w:right w:val="none" w:color="FFFFFF" w:sz="0"/>
+                  </w:tcBorders>
+                  <w:tcMar>
+                    <w:top w:type="dxa" w:w="30"/>
+                    <w:left w:type="dxa" w:w="10"/>
+                    <w:bottom w:type="dxa" w:w="30"/>
+                    <w:right w:type="dxa" w:w="10"/>
+                  </w:tcMar>
+                  <w:vAlign w:val="center"/>
+                </w:tcPr>
+                <w:p>
+                  <w:pPr>
+                    <w:spacing w:after="0" w:line="300"/>
+                    <w:jc w:val="center"/>
+                  </w:pPr>
+                  <w:r>
+                    <w:rPr>
+                      <w:rFonts w:ascii="Consolas" w:cs="Consolas" w:eastAsia="Consolas" w:hAnsi="Consolas"/>
+                      <w:b/>
+                      <w:bCs/>
+                      <w:color w:val="1A1A1A"/>
+                      <w:sz w:val="24"/>
+                      <w:szCs w:val="24"/>
+                    </w:rPr>
+                    <w:t xml:space="preserve">=</w:t>
+                  </w:r>
+                </w:p>
+              </w:tc>
+              <w:tc>
+                <w:tcPr>
+                  <w:tcW w:type="dxa" w:w="680"/>
+                  <w:tcBorders>
+                    <w:top w:val="none" w:color="FFFFFF" w:sz="0"/>
+                    <w:left w:val="none" w:color="FFFFFF" w:sz="0"/>
+                    <w:bottom w:val="none" w:color="FFFFFF" w:sz="0"/>
+                    <w:right w:val="none" w:color="FFFFFF" w:sz="0"/>
+                  </w:tcBorders>
+                  <w:tcMar>
+                    <w:top w:type="dxa" w:w="30"/>
+                    <w:left w:type="dxa" w:w="20"/>
+                    <w:bottom w:type="dxa" w:w="30"/>
+                    <w:right w:type="dxa" w:w="20"/>
+                  </w:tcMar>
+                  <w:vAlign w:val="center"/>
+                </w:tcPr>
+                <w:tbl>
+                  <w:tblPr>
+                    <w:tblW w:type="dxa" w:w="600"/>
+                    <w:jc w:val="center"/>
+                    <w:tblBorders>
+                      <w:top w:val="single" w:color="auto" w:sz="4"/>
+                      <w:left w:val="single" w:color="auto" w:sz="4"/>
+                      <w:bottom w:val="single" w:color="auto" w:sz="4"/>
+                      <w:right w:val="single" w:color="auto" w:sz="4"/>
+                      <w:insideH w:val="none" w:color="FFFFFF" w:sz="0"/>
+                      <w:insideV w:val="single" w:color="auto" w:sz="4"/>
+                    </w:tblBorders>
+                  </w:tblPr>
+                  <w:tblGrid>
+                    <w:gridCol w:w="600"/>
+                  </w:tblGrid>
+                  <w:tr>
+                    <w:tc>
+                      <w:tcPr>
+                        <w:tcW w:type="dxa" w:w="520"/>
+                        <w:tcBorders>
+                          <w:top w:val="none" w:color="FFFFFF" w:sz="0"/>
+                          <w:left w:val="none" w:color="FFFFFF" w:sz="0"/>
+                          <w:bottom w:val="single" w:color="1A1A1A" w:sz="8"/>
+                          <w:right w:val="none" w:color="FFFFFF" w:sz="0"/>
+                        </w:tcBorders>
+                        <w:tcMar>
+                          <w:top w:type="dxa" w:w="0"/>
+                          <w:left w:type="dxa" w:w="30"/>
+                          <w:bottom w:type="dxa" w:w="0"/>
+                          <w:right w:type="dxa" w:w="30"/>
+                        </w:tcMar>
+                      </w:tcPr>
+                      <w:p>
+                        <w:pPr>
+                          <w:spacing w:after="0" w:line="230"/>
+                          <w:jc w:val="center"/>
+                        </w:pPr>
+                        <w:r>
+                          <w:rPr>
+                            <w:rFonts w:ascii="Consolas" w:cs="Consolas" w:eastAsia="Consolas" w:hAnsi="Consolas"/>
+                            <w:b/>
+                            <w:bCs/>
+                            <w:color w:val="1A1A1A"/>
+                            <w:sz w:val="26"/>
+                            <w:szCs w:val="26"/>
+                          </w:rPr>
+                          <w:t xml:space="preserve">6</w:t>
+                        </w:r>
+                      </w:p>
+                    </w:tc>
+                  </w:tr>
+                  <w:tr>
+                    <w:tc>
+                      <w:tcPr>
+                        <w:tcW w:type="dxa" w:w="520"/>
+                        <w:tcBorders>
+                          <w:top w:val="none" w:color="FFFFFF" w:sz="0"/>
+                          <w:left w:val="none" w:color="FFFFFF" w:sz="0"/>
+                          <w:bottom w:val="none" w:color="FFFFFF" w:sz="0"/>
+                          <w:right w:val="none" w:color="FFFFFF" w:sz="0"/>
+                        </w:tcBorders>
+                        <w:tcMar>
+                          <w:top w:type="dxa" w:w="0"/>
+                          <w:left w:type="dxa" w:w="30"/>
+                          <w:bottom w:type="dxa" w:w="0"/>
+                          <w:right w:type="dxa" w:w="30"/>
+                        </w:tcMar>
+                      </w:tcPr>
+                      <w:p>
+                        <w:pPr>
+                          <w:spacing w:after="0" w:line="230"/>
+                          <w:jc w:val="center"/>
+                        </w:pPr>
+                        <w:r>
+                          <w:rPr>
+                            <w:rFonts w:ascii="Consolas" w:cs="Consolas" w:eastAsia="Consolas" w:hAnsi="Consolas"/>
+                            <w:b/>
+                            <w:bCs/>
+                            <w:color w:val="1A1A1A"/>
+                            <w:sz w:val="26"/>
+                            <w:szCs w:val="26"/>
+                          </w:rPr>
+                          <w:t xml:space="preserve">8</w:t>
+                        </w:r>
+                      </w:p>
+                    </w:tc>
+                  </w:tr>
+                </w:tbl>
+                <w:p>
+                  <w:pPr>
+                    <w:spacing w:after="0" w:line="20" w:lineRule="exact"/>
+                  </w:pPr>
+                </w:p>
+              </w:tc>
+              <w:tc>
+                <w:tcPr>
+                  <w:tcW w:type="dxa" w:w="2600"/>
+                  <w:tcBorders>
+                    <w:top w:val="none" w:color="FFFFFF" w:sz="0"/>
+                    <w:left w:val="none" w:color="FFFFFF" w:sz="0"/>
+                    <w:bottom w:val="none" w:color="FFFFFF" w:sz="0"/>
+                    <w:right w:val="none" w:color="FFFFFF" w:sz="0"/>
+                  </w:tcBorders>
+                  <w:tcMar>
+                    <w:top w:type="dxa" w:w="30"/>
+                    <w:left w:type="dxa" w:w="0"/>
+                    <w:bottom w:type="dxa" w:w="30"/>
+                    <w:right w:type="dxa" w:w="0"/>
+                  </w:tcMar>
+                  <w:vAlign w:val="center"/>
+                </w:tcPr>
+                <w:p>
+                  <w:pPr>
+                    <w:spacing w:after="0" w:line="300"/>
+                  </w:pPr>
+                  <w:r>
+                    <w:rPr>
+                      <w:rFonts w:ascii="Consolas" w:cs="Consolas" w:eastAsia="Consolas" w:hAnsi="Consolas"/>
+                      <w:b/>
+                      <w:bCs/>
+                      <w:color w:val="1A1A1A"/>
+                      <w:sz w:val="24"/>
+                      <w:szCs w:val="24"/>
+                    </w:rPr>
+                    <w:t xml:space="preserve">  →  x = ______</w:t>
+                  </w:r>
+                </w:p>
+              </w:tc>
+            </w:tr>
+          </w:tbl>
           <w:p>
             <w:pPr>
-              <w:spacing w:after="50" w:line="300"/>
+              <w:spacing w:after="0" w:line="20" w:lineRule="exact"/>
             </w:pPr>
-            <w:r>
-              <w:rPr>
-                <w:rFonts w:ascii="Consolas" w:cs="Consolas" w:eastAsia="Consolas" w:hAnsi="Consolas"/>
-                <w:b/>
-                <w:bCs/>
-                <w:color w:val="1A1A1A"/>
-                <w:sz w:val="24"/>
-                <w:szCs w:val="24"/>
-              </w:rPr>
-              <w:t xml:space="preserve">180 mi ÷ 3 h = ______ mph       Solve x/4 = 6/8 → ______</w:t>
-            </w:r>
           </w:p>
         </w:tc>
       </w:tr>
@@ -519,19 +888,6 @@
           <w:szCs w:val="26"/>
         </w:rPr>
         <w:t xml:space="preserve">Find and fix the mistake</w:t>
-      </w:r>
-    </w:p>
-    <w:p>
-      <w:pPr>
-        <w:spacing w:after="105" w:line="272"/>
-      </w:pPr>
-      <w:r>
-        <w:rPr>
-          <w:color w:val="222222"/>
-          <w:sz w:val="22"/>
-          <w:szCs w:val="22"/>
-        </w:rPr>
-        <w:t xml:space="preserve">This student did 3 + 4 × 2 from left to right and got 14. Order of operations says multiply first. Find the error and give the correct answer.</w:t>
       </w:r>
     </w:p>
     <w:tbl>
@@ -577,7 +933,7 @@
                 <w:sz w:val="23"/>
                 <w:szCs w:val="23"/>
               </w:rPr>
-              <w:t xml:space="preserve">3 + 4 × 2  =  14   (wrong)</w:t>
+              <w:t xml:space="preserve">3 + 4 × 2  =  7 × 2  =  14   (wrong)</w:t>
             </w:r>
           </w:p>
           <w:p>
@@ -600,7 +956,7 @@
                 <w:sz w:val="21"/>
                 <w:szCs w:val="21"/>
               </w:rPr>
-              <w:t xml:space="preserve">Correct answer: ______   (multiply before adding: 4×2 first)</w:t>
+              <w:t xml:space="preserve">Correct answer: ______</w:t>
             </w:r>
           </w:p>
         </w:tc>
@@ -618,7 +974,7 @@
           <w:sz w:val="20"/>
           <w:szCs w:val="20"/>
         </w:rPr>
-        <w:t xml:space="preserve">Multiply before you add. GEMS, every time.  ★</w:t>
+        <w:t xml:space="preserve">GEMS, every time.  ★</w:t>
       </w:r>
     </w:p>
     <w:sectPr>
